--- a/Мысли.docx
+++ b/Мысли.docx
@@ -19,8 +19,33 @@
       </w:r>
     </w:p>
     <w:p>
+      <w:pPr>
+        <w:rPr>
+          <w:lang w:val="en-US"/>
+        </w:rPr>
+      </w:pPr>
       <w:r>
         <w:t>Ожидаемые результаты:</w:t>
+      </w:r>
+    </w:p>
+    <w:p>
+      <w:pPr>
+        <w:pStyle w:val="a7"/>
+        <w:numPr>
+          <w:ilvl w:val="0"/>
+          <w:numId w:val="1"/>
+        </w:numPr>
+        <w:rPr>
+          <w:b/>
+          <w:bCs/>
+        </w:rPr>
+      </w:pPr>
+      <w:r>
+        <w:rPr>
+          <w:b/>
+          <w:bCs/>
+        </w:rPr>
+        <w:t>ОДНА ИЗ ОСНОВНЫХ ЗАДАЧ – ПОДБОР ПРИЗНАКОВ В ДОМЕНАХ ТАК, ЧТОБЫ ЭТО ВЫГЛЯДЕЛО «ПРАВДОПОДОБНО»</w:t>
       </w:r>
     </w:p>
     <w:p>
@@ -272,9 +297,8 @@
   <w:abstractNum w:abstractNumId="0" w15:restartNumberingAfterBreak="0">
     <w:nsid w:val="43A55DFE"/>
     <w:multiLevelType w:val="hybridMultilevel"/>
-    <w:tmpl w:val="7BB2FA8A"/>
+    <w:tmpl w:val="E9783B86"/>
     <w:lvl w:ilvl="0" w:tplc="04190011">
-      <w:start w:val="1"/>
       <w:numFmt w:val="decimal"/>
       <w:lvlText w:val="%1)"/>
       <w:lvlJc w:val="left"/>
